--- a/개인과제/서브노트_윤소영.docx
+++ b/개인과제/서브노트_윤소영.docx
@@ -92,7 +92,23 @@
           <w:b w:val="0"/>
           <w:sz w:val="20"/>
         </w:rPr>
-        <w:t>기술을 먼저 고른 것이 아니라, 아래 표의 오른쪽 끝에서 서비스 구성이 나왔습니다.</w:t>
+        <w:t xml:space="preserve">기술을 먼저 고른 것이 아니라, 아래 표를 왼쪽에서 오른쪽으로 채워 가면서 서비스 구성이 나왔습니다. </w:t>
+      </w:r>
+      <w:r>
+        <w:rPr>
+          <w:rFonts w:ascii="맑은 고딕" w:hAnsi="맑은 고딕" w:eastAsia="맑은 고딕"/>
+          <w:b/>
+          <w:sz w:val="20"/>
+        </w:rPr>
+        <w:t>이해관계자의 문제 → 그 문제를 풀 기능 → 기능을 맡을 서비스 → 이해관계자가 실제로 얻는 것</w:t>
+      </w:r>
+      <w:r>
+        <w:rPr>
+          <w:rFonts w:ascii="맑은 고딕" w:hAnsi="맑은 고딕" w:eastAsia="맑은 고딕"/>
+          <w:b w:val="0"/>
+          <w:sz w:val="20"/>
+        </w:rPr>
+        <w:t xml:space="preserve"> 순서입니다.</w:t>
       </w:r>
     </w:p>
     <w:tbl>
@@ -100,9 +116,11 @@
         <w:tblStyle w:val="TableGrid"/>
         <w:tblW w:type="auto" w:w="0"/>
         <w:jc w:val="center"/>
+        <w:tblLayout w:type="fixed"/>
         <w:tblLook w:firstColumn="1" w:firstRow="1" w:lastColumn="0" w:lastRow="0" w:noHBand="0" w:noVBand="1" w:val="04A0"/>
       </w:tblPr>
       <w:tblGrid>
+        <w:gridCol w:w="2493"/>
         <w:gridCol w:w="2493"/>
         <w:gridCol w:w="2493"/>
         <w:gridCol w:w="2493"/>
@@ -111,7 +129,7 @@
       <w:tr>
         <w:tc>
           <w:tcPr>
-            <w:tcW w:type="dxa" w:w="2493"/>
+            <w:tcW w:type="dxa" w:w="1037"/>
             <w:shd w:fill="EEF3F9"/>
           </w:tcPr>
           <w:p>
@@ -135,7 +153,7 @@
         </w:tc>
         <w:tc>
           <w:tcPr>
-            <w:tcW w:type="dxa" w:w="2493"/>
+            <w:tcW w:type="dxa" w:w="2045"/>
             <w:shd w:fill="EEF3F9"/>
           </w:tcPr>
           <w:p>
@@ -159,7 +177,7 @@
         </w:tc>
         <w:tc>
           <w:tcPr>
-            <w:tcW w:type="dxa" w:w="2493"/>
+            <w:tcW w:type="dxa" w:w="2045"/>
             <w:shd w:fill="EEF3F9"/>
           </w:tcPr>
           <w:p>
@@ -183,7 +201,7 @@
         </w:tc>
         <w:tc>
           <w:tcPr>
-            <w:tcW w:type="dxa" w:w="2493"/>
+            <w:tcW w:type="dxa" w:w="1512"/>
             <w:shd w:fill="EEF3F9"/>
           </w:tcPr>
           <w:p>
@@ -205,11 +223,28 @@
             </w:r>
           </w:p>
         </w:tc>
+        <w:tc>
+          <w:tcPr>
+            <w:tcW w:type="dxa" w:w="2477"/>
+            <w:shd w:fill="EEF3F9"/>
+          </w:tcPr>
+          <w:p>
+            <w:pPr>
+              <w:spacing w:after="40"/>
+            </w:pPr>
+            <w:r>
+              <w:rPr>
+                <w:b w:val="0"/>
+              </w:rPr>
+              <w:t>이해관계자가 얻는 것</w:t>
+            </w:r>
+          </w:p>
+        </w:tc>
       </w:tr>
       <w:tr>
         <w:tc>
           <w:tcPr>
-            <w:tcW w:type="dxa" w:w="2493"/>
+            <w:tcW w:type="dxa" w:w="1037"/>
           </w:tcPr>
           <w:p>
             <w:pPr>
@@ -228,7 +263,7 @@
         </w:tc>
         <w:tc>
           <w:tcPr>
-            <w:tcW w:type="dxa" w:w="2493"/>
+            <w:tcW w:type="dxa" w:w="2045"/>
           </w:tcPr>
           <w:p>
             <w:pPr>
@@ -247,7 +282,7 @@
         </w:tc>
         <w:tc>
           <w:tcPr>
-            <w:tcW w:type="dxa" w:w="2493"/>
+            <w:tcW w:type="dxa" w:w="2045"/>
           </w:tcPr>
           <w:p>
             <w:pPr>
@@ -266,7 +301,7 @@
         </w:tc>
         <w:tc>
           <w:tcPr>
-            <w:tcW w:type="dxa" w:w="2493"/>
+            <w:tcW w:type="dxa" w:w="1512"/>
           </w:tcPr>
           <w:p>
             <w:pPr>
@@ -284,11 +319,27 @@
             </w:r>
           </w:p>
         </w:tc>
+        <w:tc>
+          <w:tcPr>
+            <w:tcW w:type="dxa" w:w="2477"/>
+          </w:tcPr>
+          <w:p>
+            <w:pPr>
+              <w:spacing w:after="40"/>
+            </w:pPr>
+            <w:r>
+              <w:rPr>
+                <w:b w:val="0"/>
+              </w:rPr>
+              <w:t>세 사이트를 돌지 않고 한 화면에서 수도권 1,523건을 지역·가격으로 비교</w:t>
+            </w:r>
+          </w:p>
+        </w:tc>
       </w:tr>
       <w:tr>
         <w:tc>
           <w:tcPr>
-            <w:tcW w:type="dxa" w:w="2493"/>
+            <w:tcW w:type="dxa" w:w="1037"/>
           </w:tcPr>
           <w:p>
             <w:pPr>
@@ -307,7 +358,7 @@
         </w:tc>
         <w:tc>
           <w:tcPr>
-            <w:tcW w:type="dxa" w:w="2493"/>
+            <w:tcW w:type="dxa" w:w="2045"/>
           </w:tcPr>
           <w:p>
             <w:pPr>
@@ -326,7 +377,7 @@
         </w:tc>
         <w:tc>
           <w:tcPr>
-            <w:tcW w:type="dxa" w:w="2493"/>
+            <w:tcW w:type="dxa" w:w="2045"/>
           </w:tcPr>
           <w:p>
             <w:pPr>
@@ -345,7 +396,7 @@
         </w:tc>
         <w:tc>
           <w:tcPr>
-            <w:tcW w:type="dxa" w:w="2493"/>
+            <w:tcW w:type="dxa" w:w="1512"/>
           </w:tcPr>
           <w:p>
             <w:pPr>
@@ -362,11 +413,27 @@
             </w:r>
           </w:p>
         </w:tc>
+        <w:tc>
+          <w:tcPr>
+            <w:tcW w:type="dxa" w:w="2477"/>
+          </w:tcPr>
+          <w:p>
+            <w:pPr>
+              <w:spacing w:after="40"/>
+            </w:pPr>
+            <w:r>
+              <w:rPr>
+                <w:b w:val="0"/>
+              </w:rPr>
+              <w:t>신청 전에 지원 가능 여부를 확인해 헛신청을 줄임</w:t>
+            </w:r>
+          </w:p>
+        </w:tc>
       </w:tr>
       <w:tr>
         <w:tc>
           <w:tcPr>
-            <w:tcW w:type="dxa" w:w="2493"/>
+            <w:tcW w:type="dxa" w:w="1037"/>
           </w:tcPr>
           <w:p>
             <w:pPr>
@@ -385,7 +452,7 @@
         </w:tc>
         <w:tc>
           <w:tcPr>
-            <w:tcW w:type="dxa" w:w="2493"/>
+            <w:tcW w:type="dxa" w:w="2045"/>
           </w:tcPr>
           <w:p>
             <w:pPr>
@@ -404,7 +471,7 @@
         </w:tc>
         <w:tc>
           <w:tcPr>
-            <w:tcW w:type="dxa" w:w="2493"/>
+            <w:tcW w:type="dxa" w:w="2045"/>
           </w:tcPr>
           <w:p>
             <w:pPr>
@@ -423,7 +490,7 @@
         </w:tc>
         <w:tc>
           <w:tcPr>
-            <w:tcW w:type="dxa" w:w="2493"/>
+            <w:tcW w:type="dxa" w:w="1512"/>
           </w:tcPr>
           <w:p>
             <w:pPr>
@@ -440,11 +507,27 @@
             </w:r>
           </w:p>
         </w:tc>
+        <w:tc>
+          <w:tcPr>
+            <w:tcW w:type="dxa" w:w="2477"/>
+          </w:tcPr>
+          <w:p>
+            <w:pPr>
+              <w:spacing w:after="40"/>
+            </w:pPr>
+            <w:r>
+              <w:rPr>
+                <w:b w:val="0"/>
+              </w:rPr>
+              <w:t>전체를 다 훑지 않고 본인 조건에 맞는 공고부터 확인</w:t>
+            </w:r>
+          </w:p>
+        </w:tc>
       </w:tr>
       <w:tr>
         <w:tc>
           <w:tcPr>
-            <w:tcW w:type="dxa" w:w="2493"/>
+            <w:tcW w:type="dxa" w:w="1037"/>
           </w:tcPr>
           <w:p>
             <w:pPr>
@@ -463,7 +546,7 @@
         </w:tc>
         <w:tc>
           <w:tcPr>
-            <w:tcW w:type="dxa" w:w="2493"/>
+            <w:tcW w:type="dxa" w:w="2045"/>
           </w:tcPr>
           <w:p>
             <w:pPr>
@@ -482,7 +565,7 @@
         </w:tc>
         <w:tc>
           <w:tcPr>
-            <w:tcW w:type="dxa" w:w="2493"/>
+            <w:tcW w:type="dxa" w:w="2045"/>
           </w:tcPr>
           <w:p>
             <w:pPr>
@@ -501,7 +584,7 @@
         </w:tc>
         <w:tc>
           <w:tcPr>
-            <w:tcW w:type="dxa" w:w="2493"/>
+            <w:tcW w:type="dxa" w:w="1512"/>
           </w:tcPr>
           <w:p>
             <w:pPr>
@@ -518,11 +601,27 @@
             </w:r>
           </w:p>
         </w:tc>
+        <w:tc>
+          <w:tcPr>
+            <w:tcW w:type="dxa" w:w="2477"/>
+          </w:tcPr>
+          <w:p>
+            <w:pPr>
+              <w:spacing w:after="40"/>
+            </w:pPr>
+            <w:r>
+              <w:rPr>
+                <w:b w:val="0"/>
+              </w:rPr>
+              <w:t>접수 처리 중 → 접수 완료를 내 신청내역에서 직접 확인</w:t>
+            </w:r>
+          </w:p>
+        </w:tc>
       </w:tr>
       <w:tr>
         <w:tc>
           <w:tcPr>
-            <w:tcW w:type="dxa" w:w="2493"/>
+            <w:tcW w:type="dxa" w:w="1037"/>
           </w:tcPr>
           <w:p>
             <w:pPr>
@@ -541,7 +640,7 @@
         </w:tc>
         <w:tc>
           <w:tcPr>
-            <w:tcW w:type="dxa" w:w="2493"/>
+            <w:tcW w:type="dxa" w:w="2045"/>
           </w:tcPr>
           <w:p>
             <w:pPr>
@@ -560,7 +659,7 @@
         </w:tc>
         <w:tc>
           <w:tcPr>
-            <w:tcW w:type="dxa" w:w="2493"/>
+            <w:tcW w:type="dxa" w:w="2045"/>
           </w:tcPr>
           <w:p>
             <w:pPr>
@@ -579,7 +678,7 @@
         </w:tc>
         <w:tc>
           <w:tcPr>
-            <w:tcW w:type="dxa" w:w="2493"/>
+            <w:tcW w:type="dxa" w:w="1512"/>
           </w:tcPr>
           <w:p>
             <w:pPr>
@@ -596,11 +695,27 @@
             </w:r>
           </w:p>
         </w:tc>
+        <w:tc>
+          <w:tcPr>
+            <w:tcW w:type="dxa" w:w="2477"/>
+          </w:tcPr>
+          <w:p>
+            <w:pPr>
+              <w:spacing w:after="40"/>
+            </w:pPr>
+            <w:r>
+              <w:rPr>
+                <w:b w:val="0"/>
+              </w:rPr>
+              <w:t>별도 채널을 운영하지 않아도 통합 플랫폼 이용자에게 공고가 노출됨</w:t>
+            </w:r>
+          </w:p>
+        </w:tc>
       </w:tr>
       <w:tr>
         <w:tc>
           <w:tcPr>
-            <w:tcW w:type="dxa" w:w="2493"/>
+            <w:tcW w:type="dxa" w:w="1037"/>
           </w:tcPr>
           <w:p>
             <w:pPr>
@@ -619,7 +734,7 @@
         </w:tc>
         <w:tc>
           <w:tcPr>
-            <w:tcW w:type="dxa" w:w="2493"/>
+            <w:tcW w:type="dxa" w:w="2045"/>
           </w:tcPr>
           <w:p>
             <w:pPr>
@@ -638,7 +753,7 @@
         </w:tc>
         <w:tc>
           <w:tcPr>
-            <w:tcW w:type="dxa" w:w="2493"/>
+            <w:tcW w:type="dxa" w:w="2045"/>
           </w:tcPr>
           <w:p>
             <w:pPr>
@@ -657,7 +772,7 @@
         </w:tc>
         <w:tc>
           <w:tcPr>
-            <w:tcW w:type="dxa" w:w="2493"/>
+            <w:tcW w:type="dxa" w:w="1512"/>
           </w:tcPr>
           <w:p>
             <w:pPr>
@@ -671,6 +786,22 @@
                 <w:sz w:val="17"/>
               </w:rPr>
               <w:t>(MSA 구조 자체)</w:t>
+            </w:r>
+          </w:p>
+        </w:tc>
+        <w:tc>
+          <w:tcPr>
+            <w:tcW w:type="dxa" w:w="2477"/>
+          </w:tcPr>
+          <w:p>
+            <w:pPr>
+              <w:spacing w:after="40"/>
+            </w:pPr>
+            <w:r>
+              <w:rPr>
+                <w:b w:val="0"/>
+              </w:rPr>
+              <w:t>신청 서비스만 늘리면 되니 전체를 증설하지 않아도 됨</w:t>
             </w:r>
           </w:p>
         </w:tc>
@@ -691,7 +822,7 @@
           <w:b w:val="0"/>
           <w:sz w:val="20"/>
         </w:rPr>
-        <w:t>플랫폼(B)이 공공기관(G)의 청약 정보를 통합해 국민(C)에게 제공하는 B2G2C 구조입니다. 저는 이 중 첫 줄에 해당하는 course-service를 맡아, 두 기관의 공고 데이터를 수집·정규화해서 DB에 넣고 조회 API로 제공하는 역할을 담당했습니다.</w:t>
+        <w:t>플랫폼(B)이 공공기관(G)의 청약 정보를 통합해 국민(C)에게 제공하는 B2G2C 구조입니다. 저는 이 중 첫 줄에 해당하는 course-service를 맡아, 두 기관의 공고 데이터를 수집·정규화해서 DB에 넣고 조회 API로 제공하는 역할을 담당했습니다. 제가 한 일이 사용자에게 닿는 지점은 결국 표의 첫 줄 맨 오른쪽 한 문장입니다. 그래서 데이터를 얼마나 많이 넣었는지보다, 기관마다 다른 필드를 같은 형식으로 맞추는 정규화가 더 중요한 작업이었습니다. 형식이 어긋나면 통합 목록에서 비교 자체가 안 되기 때문입니다.</w:t>
       </w:r>
     </w:p>
     <w:p>
@@ -1768,16 +1899,18 @@
         <w:tblStyle w:val="TableGrid"/>
         <w:tblW w:type="auto" w:w="0"/>
         <w:jc w:val="center"/>
+        <w:tblLayout w:type="fixed"/>
         <w:tblLook w:firstColumn="1" w:firstRow="1" w:lastColumn="0" w:lastRow="0" w:noHBand="0" w:noVBand="1" w:val="04A0"/>
       </w:tblPr>
       <w:tblGrid>
+        <w:gridCol w:w="4986"/>
         <w:gridCol w:w="4986"/>
         <w:gridCol w:w="4986"/>
       </w:tblGrid>
       <w:tr>
         <w:tc>
           <w:tcPr>
-            <w:tcW w:type="dxa" w:w="4986"/>
+            <w:tcW w:type="dxa" w:w="1224"/>
             <w:shd w:fill="EEF3F9"/>
           </w:tcPr>
           <w:p>
@@ -1801,7 +1934,7 @@
         </w:tc>
         <w:tc>
           <w:tcPr>
-            <w:tcW w:type="dxa" w:w="4986"/>
+            <w:tcW w:type="dxa" w:w="3744"/>
             <w:shd w:fill="EEF3F9"/>
           </w:tcPr>
           <w:p>
@@ -1823,11 +1956,28 @@
             </w:r>
           </w:p>
         </w:tc>
+        <w:tc>
+          <w:tcPr>
+            <w:tcW w:type="dxa" w:w="4147"/>
+            <w:shd w:fill="EEF3F9"/>
+          </w:tcPr>
+          <w:p>
+            <w:pPr>
+              <w:spacing w:after="40"/>
+            </w:pPr>
+            <w:r>
+              <w:rPr>
+                <w:b w:val="0"/>
+              </w:rPr>
+              <w:t>이해관계자에게 돌아가는 것</w:t>
+            </w:r>
+          </w:p>
+        </w:tc>
       </w:tr>
       <w:tr>
         <w:tc>
           <w:tcPr>
-            <w:tcW w:type="dxa" w:w="4986"/>
+            <w:tcW w:type="dxa" w:w="1224"/>
           </w:tcPr>
           <w:p>
             <w:pPr>
@@ -1847,7 +1997,7 @@
         </w:tc>
         <w:tc>
           <w:tcPr>
-            <w:tcW w:type="dxa" w:w="4986"/>
+            <w:tcW w:type="dxa" w:w="3744"/>
           </w:tcPr>
           <w:p>
             <w:pPr>
@@ -1864,11 +2014,27 @@
             </w:r>
           </w:p>
         </w:tc>
+        <w:tc>
+          <w:tcPr>
+            <w:tcW w:type="dxa" w:w="4147"/>
+          </w:tcPr>
+          <w:p>
+            <w:pPr>
+              <w:spacing w:after="40"/>
+            </w:pPr>
+            <w:r>
+              <w:rPr>
+                <w:b w:val="0"/>
+              </w:rPr>
+              <w:t>접수일에 신청이 밀려도 다른 청약자는 공고 조회·비교를 계속할 수 있음</w:t>
+            </w:r>
+          </w:p>
+        </w:tc>
       </w:tr>
       <w:tr>
         <w:tc>
           <w:tcPr>
-            <w:tcW w:type="dxa" w:w="4986"/>
+            <w:tcW w:type="dxa" w:w="1224"/>
           </w:tcPr>
           <w:p>
             <w:pPr>
@@ -1888,7 +2054,7 @@
         </w:tc>
         <w:tc>
           <w:tcPr>
-            <w:tcW w:type="dxa" w:w="4986"/>
+            <w:tcW w:type="dxa" w:w="3744"/>
           </w:tcPr>
           <w:p>
             <w:pPr>
@@ -1905,11 +2071,27 @@
             </w:r>
           </w:p>
         </w:tc>
+        <w:tc>
+          <w:tcPr>
+            <w:tcW w:type="dxa" w:w="4147"/>
+          </w:tcPr>
+          <w:p>
+            <w:pPr>
+              <w:spacing w:after="40"/>
+            </w:pPr>
+            <w:r>
+              <w:rPr>
+                <w:b w:val="0"/>
+              </w:rPr>
+              <w:t>서버를 늘리거나 재기동해도 사용자가 쓰는 주소는 그대로</w:t>
+            </w:r>
+          </w:p>
+        </w:tc>
       </w:tr>
       <w:tr>
         <w:tc>
           <w:tcPr>
-            <w:tcW w:type="dxa" w:w="4986"/>
+            <w:tcW w:type="dxa" w:w="1224"/>
           </w:tcPr>
           <w:p>
             <w:pPr>
@@ -1929,7 +2111,7 @@
         </w:tc>
         <w:tc>
           <w:tcPr>
-            <w:tcW w:type="dxa" w:w="4986"/>
+            <w:tcW w:type="dxa" w:w="3744"/>
           </w:tcPr>
           <w:p>
             <w:pPr>
@@ -1946,11 +2128,27 @@
             </w:r>
           </w:p>
         </w:tc>
+        <w:tc>
+          <w:tcPr>
+            <w:tcW w:type="dxa" w:w="4147"/>
+          </w:tcPr>
+          <w:p>
+            <w:pPr>
+              <w:spacing w:after="40"/>
+            </w:pPr>
+            <w:r>
+              <w:rPr>
+                <w:b w:val="0"/>
+              </w:rPr>
+              <w:t>로그인 한 번으로 전체 기능 이용, 서비스마다 인증 검사가 빠져 남의 신청내역이 새는 일 방지</w:t>
+            </w:r>
+          </w:p>
+        </w:tc>
       </w:tr>
       <w:tr>
         <w:tc>
           <w:tcPr>
-            <w:tcW w:type="dxa" w:w="4986"/>
+            <w:tcW w:type="dxa" w:w="1224"/>
           </w:tcPr>
           <w:p>
             <w:pPr>
@@ -1978,7 +2176,7 @@
         </w:tc>
         <w:tc>
           <w:tcPr>
-            <w:tcW w:type="dxa" w:w="4986"/>
+            <w:tcW w:type="dxa" w:w="3744"/>
           </w:tcPr>
           <w:p>
             <w:pPr>
@@ -1992,6 +2190,22 @@
                 <w:sz w:val="17"/>
               </w:rPr>
               <w:t>추천은 머신러닝으로 확장할 영역이라 Python이 유리. 서비스가 분리돼 있으니 언어가 달라도 됨</w:t>
+            </w:r>
+          </w:p>
+        </w:tc>
+        <w:tc>
+          <w:tcPr>
+            <w:tcW w:type="dxa" w:w="4147"/>
+          </w:tcPr>
+          <w:p>
+            <w:pPr>
+              <w:spacing w:after="40"/>
+            </w:pPr>
+            <w:r>
+              <w:rPr>
+                <w:b w:val="0"/>
+              </w:rPr>
+              <w:t>추천 로직만 고쳐 배포해도 조회·신청은 멈추지 않음</w:t>
             </w:r>
           </w:p>
         </w:tc>
@@ -2055,7 +2269,7 @@
           <w:b w:val="0"/>
           <w:sz w:val="20"/>
         </w:rPr>
-        <w:t>청약 서비스가 중지된 상태에서도 공고 조회는 정상 응답했습니다. 다만 로컬에서 컨테이너 하나를 내려본 것이라, 실제 트래픽 상황까지 확인한 것은 아닙니다.</w:t>
+        <w:t>청약 서비스가 중지된 상태에서도 공고 조회는 정상 응답했습니다. 위 표에서 MSA의 값으로 적은 "신청이 밀려도 조회는 계속된다"가 실제로는 이 결과입니다. 다만 로컬에서 컨테이너 하나를 내려본 것이라, 실제 트래픽 상황까지 확인한 것은 아닙니다.</w:t>
       </w:r>
     </w:p>
     <w:p>
